--- a/student result system documentation.docx
+++ b/student result system documentation.docx
@@ -4,42 +4,81 @@
   <w:body>
     <w:p>
       <w:pPr>
-        <w:spacing w:after="0" w:line="259" w:lineRule="auto"/>
-        <w:ind w:left="864" w:firstLine="0"/>
-        <w:jc w:val="center"/>
-        <w:rPr>
-          <w:sz w:val="52"/>
-          <w:szCs w:val="52"/>
-        </w:rPr>
-      </w:pPr>
-      <w:r>
-        <w:rPr>
-          <w:b/>
-          <w:color w:val="006400"/>
-          <w:sz w:val="52"/>
-          <w:szCs w:val="52"/>
-        </w:rPr>
-        <w:t xml:space="preserve">Title of the Cornerstone Project </w:t>
-      </w:r>
-    </w:p>
-    <w:p>
-      <w:pPr>
         <w:spacing w:after="0" w:line="480" w:lineRule="auto"/>
         <w:ind w:left="805"/>
         <w:jc w:val="center"/>
         <w:rPr>
           <w:b/>
           <w:color w:val="006400"/>
-          <w:sz w:val="32"/>
-          <w:szCs w:val="32"/>
-        </w:rPr>
-      </w:pPr>
-      <w:r>
+          <w:sz w:val="56"/>
+          <w:szCs w:val="56"/>
+        </w:rPr>
+      </w:pPr>
+      <w:r>
+        <w:rPr>
+          <w:noProof/>
+        </w:rPr>
+        <w:drawing>
+          <wp:inline distT="0" distB="0" distL="0" distR="0" wp14:anchorId="2B7ED0DF" wp14:editId="3B1FCBA3">
+            <wp:extent cx="2838450" cy="1009650"/>
+            <wp:effectExtent l="0" t="0" r="0" b="0"/>
+            <wp:docPr id="884414364" name="Graphic 3"/>
+            <wp:cNvGraphicFramePr>
+              <a:graphicFrameLocks xmlns:a="http://schemas.openxmlformats.org/drawingml/2006/main" noChangeAspect="1"/>
+            </wp:cNvGraphicFramePr>
+            <a:graphic xmlns:a="http://schemas.openxmlformats.org/drawingml/2006/main">
+              <a:graphicData uri="http://schemas.openxmlformats.org/drawingml/2006/picture">
+                <pic:pic xmlns:pic="http://schemas.openxmlformats.org/drawingml/2006/picture">
+                  <pic:nvPicPr>
+                    <pic:cNvPr id="1705079575" name="Graphic 1705079575"/>
+                    <pic:cNvPicPr/>
+                  </pic:nvPicPr>
+                  <pic:blipFill>
+                    <a:blip r:embed="rId7">
+                      <a:extLst>
+                        <a:ext uri="{96DAC541-7B7A-43D3-8B79-37D633B846F1}">
+                          <asvg:svgBlip xmlns:asvg="http://schemas.microsoft.com/office/drawing/2016/SVG/main" r:embed="rId8"/>
+                        </a:ext>
+                      </a:extLst>
+                    </a:blip>
+                    <a:stretch>
+                      <a:fillRect/>
+                    </a:stretch>
+                  </pic:blipFill>
+                  <pic:spPr>
+                    <a:xfrm>
+                      <a:off x="0" y="0"/>
+                      <a:ext cx="2838450" cy="1009650"/>
+                    </a:xfrm>
+                    <a:prstGeom prst="rect">
+                      <a:avLst/>
+                    </a:prstGeom>
+                  </pic:spPr>
+                </pic:pic>
+              </a:graphicData>
+            </a:graphic>
+          </wp:inline>
+        </w:drawing>
+      </w:r>
+    </w:p>
+    <w:p>
+      <w:pPr>
+        <w:spacing w:after="0" w:line="480" w:lineRule="auto"/>
+        <w:ind w:left="805"/>
+        <w:jc w:val="center"/>
         <w:rPr>
           <w:b/>
           <w:color w:val="006400"/>
-          <w:sz w:val="32"/>
-          <w:szCs w:val="32"/>
+          <w:sz w:val="56"/>
+          <w:szCs w:val="56"/>
+        </w:rPr>
+      </w:pPr>
+      <w:r>
+        <w:rPr>
+          <w:b/>
+          <w:color w:val="006400"/>
+          <w:sz w:val="56"/>
+          <w:szCs w:val="56"/>
         </w:rPr>
         <w:t>STUDENT RESULT SYSTEM</w:t>
       </w:r>
@@ -59,13 +98,6 @@
         </w:rPr>
         <w:t xml:space="preserve">Cornerstone project work submitted to Aditya University in partial fulfilment of the requirements for the award of the Degree of </w:t>
       </w:r>
-    </w:p>
-    <w:p>
-      <w:pPr>
-        <w:spacing w:after="0" w:line="360" w:lineRule="auto"/>
-        <w:ind w:left="562"/>
-        <w:jc w:val="center"/>
-      </w:pPr>
     </w:p>
     <w:p>
       <w:pPr>
@@ -437,36 +469,42 @@
       <w:pPr>
         <w:spacing w:after="0" w:line="480" w:lineRule="auto"/>
         <w:ind w:left="0" w:firstLine="0"/>
-        <w:jc w:val="center"/>
-      </w:pPr>
-    </w:p>
-    <w:p>
-      <w:pPr>
-        <w:spacing w:line="480" w:lineRule="auto"/>
-        <w:ind w:left="562"/>
-        <w:jc w:val="center"/>
-        <w:rPr>
-          <w:b/>
-          <w:bCs/>
-          <w:color w:val="2E74B5" w:themeColor="accent1" w:themeShade="BF"/>
-        </w:rPr>
-      </w:pPr>
-      <w:r>
-        <w:rPr>
-          <w:b/>
-          <w:bCs/>
-          <w:color w:val="2E74B5" w:themeColor="accent1" w:themeShade="BF"/>
-        </w:rPr>
-        <w:t>UNDER THE GUIDANCE OF</w:t>
-      </w:r>
+        <w:jc w:val="left"/>
+        <w:rPr>
+          <w:b/>
+          <w:bCs/>
+        </w:rPr>
+      </w:pPr>
     </w:p>
     <w:p>
       <w:pPr>
         <w:spacing w:after="0" w:line="480" w:lineRule="auto"/>
         <w:ind w:left="0" w:firstLine="0"/>
-        <w:rPr>
-          <w:b/>
-          <w:bCs/>
+        <w:jc w:val="left"/>
+        <w:rPr>
+          <w:b/>
+          <w:bCs/>
+        </w:rPr>
+      </w:pPr>
+      <w:r>
+        <w:rPr>
+          <w:b/>
+          <w:bCs/>
+        </w:rPr>
+        <w:t>In partial fulfilment of the requirements for the award of the B.Tech. degree in Artificial intelligence and machine learning the academic year 2026-2027.</w:t>
+      </w:r>
+    </w:p>
+    <w:p>
+      <w:pPr>
+        <w:tabs>
+          <w:tab w:val="left" w:pos="6912"/>
+        </w:tabs>
+        <w:spacing w:after="0" w:line="480" w:lineRule="auto"/>
+        <w:ind w:left="0" w:firstLine="0"/>
+        <w:rPr>
+          <w:b/>
+          <w:bCs/>
+          <w:color w:val="EE0000"/>
           <w:lang w:val="en-US"/>
         </w:rPr>
       </w:pPr>
@@ -474,10 +512,74 @@
         <w:rPr>
           <w:b/>
           <w:bCs/>
+          <w:color w:val="EE0000"/>
+        </w:rPr>
+        <w:t xml:space="preserve">Project </w:t>
+      </w:r>
+      <w:r>
+        <w:rPr>
+          <w:b/>
+          <w:bCs/>
+          <w:color w:val="EE0000"/>
+        </w:rPr>
+        <w:t>Guide</w:t>
+      </w:r>
+      <w:r>
+        <w:rPr>
+          <w:b/>
+          <w:bCs/>
+          <w:color w:val="EE0000"/>
+        </w:rPr>
+        <w:t>:</w:t>
+      </w:r>
+      <w:r>
+        <w:rPr>
+          <w:b/>
+          <w:bCs/>
+          <w:color w:val="EE0000"/>
           <w:lang w:val="en-US"/>
         </w:rPr>
-        <w:t xml:space="preserve">                                                        </w:t>
-      </w:r>
+        <w:t xml:space="preserve">  </w:t>
+      </w:r>
+      <w:r>
+        <w:rPr>
+          <w:b/>
+          <w:bCs/>
+          <w:color w:val="EE0000"/>
+          <w:lang w:val="en-US"/>
+        </w:rPr>
+        <w:t xml:space="preserve">                                                                                 </w:t>
+      </w:r>
+      <w:r>
+        <w:rPr>
+          <w:b/>
+          <w:bCs/>
+          <w:color w:val="EE0000"/>
+          <w:lang w:val="en-US"/>
+        </w:rPr>
+        <w:t>Head of the Department</w:t>
+      </w:r>
+      <w:r>
+        <w:rPr>
+          <w:b/>
+          <w:bCs/>
+          <w:color w:val="EE0000"/>
+          <w:lang w:val="en-US"/>
+        </w:rPr>
+        <w:t>:</w:t>
+      </w:r>
+    </w:p>
+    <w:p>
+      <w:pPr>
+        <w:spacing w:after="0" w:line="480" w:lineRule="auto"/>
+        <w:ind w:left="0" w:firstLine="0"/>
+        <w:jc w:val="left"/>
+        <w:rPr>
+          <w:b/>
+          <w:bCs/>
+          <w:lang w:val="en-US"/>
+        </w:rPr>
+      </w:pPr>
       <w:proofErr w:type="spellStart"/>
       <w:r>
         <w:rPr>
@@ -494,7 +596,15 @@
           <w:bCs/>
           <w:lang w:val="en-US"/>
         </w:rPr>
-        <w:t>T.VIJAYALAKSHMI</w:t>
+        <w:t>T.V</w:t>
+      </w:r>
+      <w:r>
+        <w:rPr>
+          <w:b/>
+          <w:bCs/>
+          <w:lang w:val="en-US"/>
+        </w:rPr>
+        <w:t>ijaya</w:t>
       </w:r>
       <w:proofErr w:type="spellEnd"/>
       <w:proofErr w:type="gramEnd"/>
@@ -504,7 +614,129 @@
           <w:bCs/>
           <w:lang w:val="en-US"/>
         </w:rPr>
-        <w:t xml:space="preserve">, </w:t>
+        <w:t xml:space="preserve"> Lakshmi</w:t>
+      </w:r>
+      <w:r>
+        <w:rPr>
+          <w:b/>
+          <w:bCs/>
+          <w:lang w:val="en-US"/>
+        </w:rPr>
+        <w:t xml:space="preserve"> </w:t>
+      </w:r>
+      <w:proofErr w:type="gramStart"/>
+      <w:r>
+        <w:rPr>
+          <w:b/>
+          <w:bCs/>
+          <w:lang w:val="en-US"/>
+        </w:rPr>
+        <w:t>(</w:t>
+      </w:r>
+      <w:r>
+        <w:rPr>
+          <w:b/>
+          <w:bCs/>
+          <w:lang w:val="en-US"/>
+        </w:rPr>
+        <w:t xml:space="preserve"> </w:t>
+      </w:r>
+      <w:proofErr w:type="spellStart"/>
+      <w:r>
+        <w:rPr>
+          <w:b/>
+          <w:bCs/>
+          <w:lang w:val="en-US"/>
+        </w:rPr>
+        <w:t>M</w:t>
+      </w:r>
+      <w:proofErr w:type="gramEnd"/>
+      <w:r>
+        <w:rPr>
+          <w:b/>
+          <w:bCs/>
+          <w:lang w:val="en-US"/>
+        </w:rPr>
+        <w:t>.</w:t>
+      </w:r>
+      <w:proofErr w:type="gramStart"/>
+      <w:r>
+        <w:rPr>
+          <w:b/>
+          <w:bCs/>
+          <w:lang w:val="en-US"/>
+        </w:rPr>
+        <w:t>Tech</w:t>
+      </w:r>
+      <w:proofErr w:type="spellEnd"/>
+      <w:r>
+        <w:rPr>
+          <w:b/>
+          <w:bCs/>
+          <w:lang w:val="en-US"/>
+        </w:rPr>
+        <w:t>)</w:t>
+      </w:r>
+      <w:r>
+        <w:rPr>
+          <w:b/>
+          <w:bCs/>
+          <w:lang w:val="en-US"/>
+        </w:rPr>
+        <w:t xml:space="preserve">   </w:t>
+      </w:r>
+      <w:proofErr w:type="gramEnd"/>
+      <w:r>
+        <w:rPr>
+          <w:b/>
+          <w:bCs/>
+          <w:lang w:val="en-US"/>
+        </w:rPr>
+        <w:t xml:space="preserve">         </w:t>
+      </w:r>
+      <w:r>
+        <w:rPr>
+          <w:b/>
+          <w:bCs/>
+          <w:lang w:val="en-US"/>
+        </w:rPr>
+        <w:t xml:space="preserve">      </w:t>
+      </w:r>
+      <w:r>
+        <w:rPr>
+          <w:b/>
+          <w:bCs/>
+          <w:lang w:val="en-US"/>
+        </w:rPr>
+        <w:t xml:space="preserve">                                    </w:t>
+      </w:r>
+      <w:proofErr w:type="spellStart"/>
+      <w:r>
+        <w:rPr>
+          <w:b/>
+          <w:bCs/>
+          <w:lang w:val="en-US"/>
+        </w:rPr>
+        <w:t>Dr.</w:t>
+      </w:r>
+      <w:proofErr w:type="gramStart"/>
+      <w:r>
+        <w:rPr>
+          <w:b/>
+          <w:bCs/>
+          <w:lang w:val="en-US"/>
+        </w:rPr>
+        <w:t>K.Naga</w:t>
+      </w:r>
+      <w:proofErr w:type="spellEnd"/>
+      <w:proofErr w:type="gramEnd"/>
+      <w:r>
+        <w:rPr>
+          <w:b/>
+          <w:bCs/>
+          <w:lang w:val="en-US"/>
+        </w:rPr>
+        <w:t xml:space="preserve"> </w:t>
       </w:r>
       <w:proofErr w:type="spellStart"/>
       <w:proofErr w:type="gramStart"/>
@@ -514,23 +746,126 @@
           <w:bCs/>
           <w:lang w:val="en-US"/>
         </w:rPr>
-        <w:t>M.Tech</w:t>
+        <w:t>Bhargavi,Ph</w:t>
+      </w:r>
+      <w:proofErr w:type="gramEnd"/>
+      <w:r>
+        <w:rPr>
+          <w:b/>
+          <w:bCs/>
+          <w:lang w:val="en-US"/>
+        </w:rPr>
+        <w:t>.D</w:t>
       </w:r>
       <w:proofErr w:type="spellEnd"/>
-      <w:proofErr w:type="gramEnd"/>
-      <w:r>
+    </w:p>
+    <w:p>
+      <w:pPr>
+        <w:spacing w:after="0" w:line="480" w:lineRule="auto"/>
+        <w:ind w:left="0" w:firstLine="0"/>
+        <w:jc w:val="left"/>
         <w:rPr>
           <w:b/>
           <w:bCs/>
           <w:lang w:val="en-US"/>
         </w:rPr>
+      </w:pPr>
+      <w:r>
+        <w:rPr>
+          <w:b/>
+          <w:bCs/>
+          <w:lang w:val="en-US"/>
+        </w:rPr>
+        <w:t>A</w:t>
+      </w:r>
+      <w:r>
+        <w:rPr>
+          <w:b/>
+          <w:bCs/>
+          <w:lang w:val="en-US"/>
+        </w:rPr>
+        <w:t>ssi</w:t>
+      </w:r>
+      <w:r>
+        <w:rPr>
+          <w:b/>
+          <w:bCs/>
+          <w:lang w:val="en-US"/>
+        </w:rPr>
+        <w:t xml:space="preserve">stant </w:t>
+      </w:r>
+      <w:r>
+        <w:rPr>
+          <w:b/>
+          <w:bCs/>
+          <w:lang w:val="en-US"/>
+        </w:rPr>
+        <w:t>P</w:t>
+      </w:r>
+      <w:r>
+        <w:rPr>
+          <w:b/>
+          <w:bCs/>
+          <w:lang w:val="en-US"/>
+        </w:rPr>
+        <w:t>rofessor</w:t>
+      </w:r>
+      <w:r>
+        <w:rPr>
+          <w:b/>
+          <w:bCs/>
+          <w:lang w:val="en-US"/>
+        </w:rPr>
+        <w:t xml:space="preserve">                                                             </w:t>
+      </w:r>
+      <w:r>
+        <w:rPr>
+          <w:b/>
+          <w:bCs/>
+          <w:lang w:val="en-US"/>
+        </w:rPr>
+        <w:t xml:space="preserve">              </w:t>
+      </w:r>
+      <w:r>
+        <w:rPr>
+          <w:b/>
+          <w:bCs/>
+          <w:lang w:val="en-US"/>
+        </w:rPr>
         <w:t xml:space="preserve"> </w:t>
       </w:r>
+      <w:r>
+        <w:rPr>
+          <w:b/>
+          <w:bCs/>
+          <w:lang w:val="en-US"/>
+        </w:rPr>
+        <w:t xml:space="preserve">Associate </w:t>
+      </w:r>
+      <w:proofErr w:type="spellStart"/>
+      <w:r>
+        <w:rPr>
+          <w:b/>
+          <w:bCs/>
+          <w:lang w:val="en-US"/>
+        </w:rPr>
+        <w:t>Professor</w:t>
+      </w:r>
+      <w:r>
+        <w:rPr>
+          <w:b/>
+          <w:bCs/>
+          <w:lang w:val="en-US"/>
+        </w:rPr>
+        <w:t>&amp;HOD</w:t>
+      </w:r>
+      <w:proofErr w:type="spellEnd"/>
     </w:p>
     <w:p>
       <w:pPr>
         <w:spacing w:after="0" w:line="480" w:lineRule="auto"/>
         <w:ind w:left="0" w:firstLine="0"/>
+        <w:jc w:val="left"/>
         <w:rPr>
           <w:b/>
           <w:bCs/>
@@ -543,7 +878,7 @@
           <w:bCs/>
           <w:lang w:val="en-US"/>
         </w:rPr>
-        <w:t xml:space="preserve">                                                     </w:t>
+        <w:t>AIML D</w:t>
       </w:r>
       <w:r>
         <w:rPr>
@@ -551,7 +886,7 @@
           <w:bCs/>
           <w:lang w:val="en-US"/>
         </w:rPr>
-        <w:t xml:space="preserve">         </w:t>
+        <w:t xml:space="preserve">epartment       </w:t>
       </w:r>
       <w:r>
         <w:rPr>
@@ -559,215 +894,32 @@
           <w:bCs/>
           <w:lang w:val="en-US"/>
         </w:rPr>
-        <w:t>ASSISTANT PROFESSOR</w:t>
+        <w:t xml:space="preserve">                                                                      </w:t>
+      </w:r>
+      <w:proofErr w:type="spellStart"/>
+      <w:r>
+        <w:rPr>
+          <w:b/>
+          <w:bCs/>
+          <w:lang w:val="en-US"/>
+        </w:rPr>
+        <w:t>Department</w:t>
+      </w:r>
+      <w:proofErr w:type="spellEnd"/>
+      <w:r>
+        <w:rPr>
+          <w:b/>
+          <w:bCs/>
+          <w:lang w:val="en-US"/>
+        </w:rPr>
+        <w:t xml:space="preserve"> of AIML</w:t>
       </w:r>
     </w:p>
     <w:p>
       <w:pPr>
         <w:spacing w:after="0" w:line="480" w:lineRule="auto"/>
         <w:ind w:left="0" w:firstLine="0"/>
-        <w:rPr>
-          <w:b/>
-          <w:bCs/>
-          <w:lang w:val="en-US"/>
-        </w:rPr>
-      </w:pPr>
-      <w:r>
-        <w:rPr>
-          <w:b/>
-          <w:bCs/>
-          <w:lang w:val="en-US"/>
-        </w:rPr>
-        <w:t xml:space="preserve">                                                                AIML DEPARTMENT</w:t>
-      </w:r>
-    </w:p>
-    <w:p>
-      <w:pPr>
-        <w:spacing w:after="0" w:line="480" w:lineRule="auto"/>
-        <w:ind w:left="0" w:firstLine="0"/>
-        <w:rPr>
-          <w:b/>
-          <w:bCs/>
-          <w:lang w:val="en-US"/>
-        </w:rPr>
-      </w:pPr>
-    </w:p>
-    <w:p>
-      <w:pPr>
-        <w:spacing w:after="0" w:line="480" w:lineRule="auto"/>
-        <w:ind w:left="0" w:firstLine="0"/>
-        <w:rPr>
-          <w:b/>
-          <w:bCs/>
-          <w:lang w:val="en-US"/>
-        </w:rPr>
-      </w:pPr>
-    </w:p>
-    <w:p>
-      <w:pPr>
-        <w:spacing w:after="0" w:line="480" w:lineRule="auto"/>
-        <w:ind w:left="0" w:firstLine="0"/>
-        <w:rPr>
-          <w:b/>
-          <w:bCs/>
-          <w:lang w:val="en-US"/>
-        </w:rPr>
-      </w:pPr>
-    </w:p>
-    <w:p>
-      <w:pPr>
-        <w:spacing w:after="0" w:line="480" w:lineRule="auto"/>
-        <w:ind w:left="0" w:firstLine="0"/>
-        <w:jc w:val="center"/>
-      </w:pPr>
-      <w:r>
-        <w:rPr>
-          <w:noProof/>
-        </w:rPr>
-        <w:lastRenderedPageBreak/>
-        <w:drawing>
-          <wp:inline distT="0" distB="0" distL="0" distR="0" wp14:anchorId="43BB2F96" wp14:editId="27008ED2">
-            <wp:extent cx="2838450" cy="1009650"/>
-            <wp:effectExtent l="0" t="0" r="0" b="0"/>
-            <wp:docPr id="1705079575" name="Graphic 3"/>
-            <wp:cNvGraphicFramePr>
-              <a:graphicFrameLocks xmlns:a="http://schemas.openxmlformats.org/drawingml/2006/main" noChangeAspect="1"/>
-            </wp:cNvGraphicFramePr>
-            <a:graphic xmlns:a="http://schemas.openxmlformats.org/drawingml/2006/main">
-              <a:graphicData uri="http://schemas.openxmlformats.org/drawingml/2006/picture">
-                <pic:pic xmlns:pic="http://schemas.openxmlformats.org/drawingml/2006/picture">
-                  <pic:nvPicPr>
-                    <pic:cNvPr id="1705079575" name="Graphic 1705079575"/>
-                    <pic:cNvPicPr/>
-                  </pic:nvPicPr>
-                  <pic:blipFill>
-                    <a:blip r:embed="rId7">
-                      <a:extLst>
-                        <a:ext uri="{96DAC541-7B7A-43D3-8B79-37D633B846F1}">
-                          <asvg:svgBlip xmlns:asvg="http://schemas.microsoft.com/office/drawing/2016/SVG/main" r:embed="rId8"/>
-                        </a:ext>
-                      </a:extLst>
-                    </a:blip>
-                    <a:stretch>
-                      <a:fillRect/>
-                    </a:stretch>
-                  </pic:blipFill>
-                  <pic:spPr>
-                    <a:xfrm>
-                      <a:off x="0" y="0"/>
-                      <a:ext cx="2838450" cy="1009650"/>
-                    </a:xfrm>
-                    <a:prstGeom prst="rect">
-                      <a:avLst/>
-                    </a:prstGeom>
-                  </pic:spPr>
-                </pic:pic>
-              </a:graphicData>
-            </a:graphic>
-          </wp:inline>
-        </w:drawing>
-      </w:r>
-    </w:p>
-    <w:p>
-      <w:pPr>
-        <w:spacing w:after="0" w:line="240" w:lineRule="auto"/>
-        <w:ind w:left="0" w:firstLine="0"/>
-        <w:jc w:val="center"/>
-        <w:rPr>
-          <w:b/>
-          <w:bCs/>
-          <w:sz w:val="32"/>
-          <w:szCs w:val="32"/>
-          <w:lang w:val="en-US"/>
-        </w:rPr>
-      </w:pPr>
-      <w:r>
-        <w:rPr>
-          <w:b/>
-          <w:bCs/>
-          <w:sz w:val="32"/>
-          <w:szCs w:val="32"/>
-        </w:rPr>
-        <w:t xml:space="preserve">Department of </w:t>
-      </w:r>
-      <w:r>
-        <w:rPr>
-          <w:b/>
-          <w:bCs/>
-          <w:sz w:val="32"/>
-          <w:szCs w:val="32"/>
-          <w:lang w:val="en-US"/>
-        </w:rPr>
-        <w:t>Artificial Intelligence and Machine Learning</w:t>
-      </w:r>
-    </w:p>
-    <w:p>
-      <w:pPr>
-        <w:spacing w:after="0" w:line="240" w:lineRule="auto"/>
-        <w:ind w:left="0" w:firstLine="0"/>
-        <w:jc w:val="center"/>
-        <w:rPr>
-          <w:b/>
-          <w:bCs/>
-          <w:sz w:val="32"/>
-          <w:szCs w:val="32"/>
-        </w:rPr>
-      </w:pPr>
-    </w:p>
-    <w:p>
-      <w:pPr>
-        <w:spacing w:after="0" w:line="240" w:lineRule="auto"/>
-        <w:ind w:left="0" w:firstLine="0"/>
-        <w:jc w:val="center"/>
-        <w:rPr>
-          <w:b/>
-          <w:bCs/>
-          <w:sz w:val="32"/>
-          <w:szCs w:val="32"/>
-        </w:rPr>
-      </w:pPr>
-      <w:r>
-        <w:rPr>
-          <w:b/>
-          <w:bCs/>
-          <w:sz w:val="32"/>
-          <w:szCs w:val="32"/>
-        </w:rPr>
-        <w:t>Aditya University, Aditya Nagar, ADB Road,</w:t>
-      </w:r>
-    </w:p>
-    <w:p>
-      <w:pPr>
-        <w:spacing w:after="0" w:line="240" w:lineRule="auto"/>
-        <w:ind w:left="0" w:firstLine="0"/>
-        <w:jc w:val="center"/>
-        <w:rPr>
-          <w:b/>
-          <w:bCs/>
-          <w:sz w:val="32"/>
-          <w:szCs w:val="32"/>
-        </w:rPr>
-      </w:pPr>
-      <w:proofErr w:type="spellStart"/>
-      <w:r>
-        <w:rPr>
-          <w:b/>
-          <w:bCs/>
-          <w:sz w:val="32"/>
-          <w:szCs w:val="32"/>
-        </w:rPr>
-        <w:t>Surampalem</w:t>
-      </w:r>
-      <w:proofErr w:type="spellEnd"/>
-      <w:r>
-        <w:rPr>
-          <w:b/>
-          <w:bCs/>
-          <w:sz w:val="32"/>
-          <w:szCs w:val="32"/>
-        </w:rPr>
-        <w:t>, Kakinada, District, Andhra Pradesh, India - 533437</w:t>
-      </w:r>
+      </w:pPr>
     </w:p>
     <w:p>
       <w:pPr>
@@ -790,6 +942,7 @@
           <w:sz w:val="32"/>
           <w:szCs w:val="32"/>
         </w:rPr>
+        <w:lastRenderedPageBreak/>
         <w:t>DECLARATION</w:t>
       </w:r>
     </w:p>
@@ -1210,7 +1363,7 @@
     </w:p>
     <w:p>
       <w:pPr>
-        <w:spacing w:after="0" w:line="360" w:lineRule="auto"/>
+        <w:spacing w:after="0" w:line="240" w:lineRule="auto"/>
         <w:ind w:left="0" w:firstLine="0"/>
         <w:jc w:val="center"/>
         <w:rPr>
@@ -1220,30 +1373,36 @@
           <w:szCs w:val="32"/>
         </w:rPr>
       </w:pPr>
-      <w:r>
+    </w:p>
+    <w:p>
+      <w:pPr>
+        <w:spacing w:after="0" w:line="240" w:lineRule="auto"/>
+        <w:ind w:left="0" w:firstLine="0"/>
+        <w:jc w:val="center"/>
         <w:rPr>
           <w:b/>
           <w:bCs/>
           <w:sz w:val="32"/>
           <w:szCs w:val="32"/>
         </w:rPr>
-        <w:lastRenderedPageBreak/>
-        <w:t xml:space="preserve">DEPARTMENT OF </w:t>
-      </w:r>
-      <w:r>
+      </w:pPr>
+    </w:p>
+    <w:p>
+      <w:pPr>
+        <w:spacing w:after="0" w:line="240" w:lineRule="auto"/>
+        <w:ind w:left="0" w:firstLine="0"/>
+        <w:jc w:val="center"/>
         <w:rPr>
           <w:b/>
           <w:bCs/>
           <w:sz w:val="32"/>
           <w:szCs w:val="32"/>
-          <w:lang w:val="en-US"/>
-        </w:rPr>
-        <w:t>Artificial Intelligence and Machine Learning</w:t>
-      </w:r>
-    </w:p>
-    <w:p>
-      <w:pPr>
-        <w:spacing w:after="0" w:line="360" w:lineRule="auto"/>
+        </w:rPr>
+      </w:pPr>
+    </w:p>
+    <w:p>
+      <w:pPr>
+        <w:spacing w:after="0" w:line="240" w:lineRule="auto"/>
         <w:ind w:left="0" w:firstLine="0"/>
         <w:jc w:val="center"/>
         <w:rPr>
@@ -1253,19 +1412,23 @@
           <w:szCs w:val="32"/>
         </w:rPr>
       </w:pPr>
-      <w:r>
+    </w:p>
+    <w:p>
+      <w:pPr>
+        <w:spacing w:after="0" w:line="240" w:lineRule="auto"/>
+        <w:ind w:left="0" w:firstLine="0"/>
+        <w:jc w:val="center"/>
         <w:rPr>
           <w:b/>
           <w:bCs/>
           <w:sz w:val="32"/>
           <w:szCs w:val="32"/>
         </w:rPr>
-        <w:t xml:space="preserve">ADITYA UNIVERSITY, ADITYA NAGAR, </w:t>
-      </w:r>
-    </w:p>
-    <w:p>
-      <w:pPr>
-        <w:spacing w:after="0" w:line="360" w:lineRule="auto"/>
+      </w:pPr>
+    </w:p>
+    <w:p>
+      <w:pPr>
+        <w:spacing w:after="0" w:line="240" w:lineRule="auto"/>
         <w:ind w:left="0" w:firstLine="0"/>
         <w:jc w:val="center"/>
         <w:rPr>
@@ -1275,15 +1438,19 @@
           <w:szCs w:val="32"/>
         </w:rPr>
       </w:pPr>
-      <w:r>
+    </w:p>
+    <w:p>
+      <w:pPr>
+        <w:spacing w:after="0" w:line="240" w:lineRule="auto"/>
+        <w:ind w:left="0" w:firstLine="0"/>
+        <w:jc w:val="center"/>
         <w:rPr>
           <w:b/>
           <w:bCs/>
           <w:sz w:val="32"/>
           <w:szCs w:val="32"/>
         </w:rPr>
-        <w:t>SURAMPALEM.</w:t>
-      </w:r>
+      </w:pPr>
     </w:p>
     <w:p>
       <w:pPr>
@@ -1300,14 +1467,14 @@
     </w:p>
     <w:p>
       <w:pPr>
-        <w:spacing w:after="0" w:line="240" w:lineRule="auto"/>
-        <w:ind w:left="0" w:firstLine="0"/>
-        <w:jc w:val="center"/>
-        <w:rPr>
-          <w:b/>
-          <w:bCs/>
-          <w:sz w:val="32"/>
-          <w:szCs w:val="32"/>
+        <w:spacing w:after="160" w:line="278" w:lineRule="auto"/>
+        <w:ind w:left="0" w:firstLine="0"/>
+        <w:jc w:val="left"/>
+        <w:rPr>
+          <w:b/>
+          <w:bCs/>
+          <w:sz w:val="36"/>
+          <w:szCs w:val="36"/>
         </w:rPr>
       </w:pPr>
       <w:r>
@@ -1318,10 +1485,11 @@
           <w:sz w:val="32"/>
           <w:szCs w:val="32"/>
         </w:rPr>
+        <w:lastRenderedPageBreak/>
         <w:drawing>
-          <wp:inline distT="0" distB="0" distL="0" distR="0" wp14:anchorId="6453E2FE" wp14:editId="16893F55">
-            <wp:extent cx="2838450" cy="1009650"/>
-            <wp:effectExtent l="0" t="0" r="0" b="0"/>
+          <wp:inline distT="0" distB="0" distL="0" distR="0" wp14:anchorId="2C125E91" wp14:editId="32B0E5D3">
+            <wp:extent cx="2110154" cy="726584"/>
+            <wp:effectExtent l="0" t="0" r="4445" b="0"/>
             <wp:docPr id="1558391479" name="Graphic 2"/>
             <wp:cNvGraphicFramePr>
               <a:graphicFrameLocks xmlns:a="http://schemas.openxmlformats.org/drawingml/2006/main" noChangeAspect="1"/>
@@ -1348,7 +1516,7 @@
                   <pic:spPr>
                     <a:xfrm>
                       <a:off x="0" y="0"/>
-                      <a:ext cx="2838450" cy="1009650"/>
+                      <a:ext cx="2163524" cy="744961"/>
                     </a:xfrm>
                     <a:prstGeom prst="rect">
                       <a:avLst/>
@@ -1373,28 +1541,24 @@
           <w:szCs w:val="36"/>
         </w:rPr>
       </w:pPr>
-    </w:p>
-    <w:p>
-      <w:pPr>
-        <w:spacing w:after="243"/>
-        <w:ind w:left="0" w:firstLine="0"/>
-      </w:pPr>
-      <w:r>
-        <w:t>This is to certify that the cornerstone project entitled “STUDENT RESULT SYSTEM” is being submitted by P. SAI, M.M. NAGA SAI SRINIVAS, T. REVANTH AND P.V. SURYA HARSHA in partial fulfilment for the award of B. Tech Degree from Aditya University, is a record of original work done by them under my supervision. The contents of this project, in full or in parts, have not been submitted to any other Institute or University for the award of any degree or diploma.</w:t>
-      </w:r>
-    </w:p>
-    <w:p>
-      <w:pPr>
-        <w:spacing w:after="243"/>
-        <w:ind w:left="0" w:firstLine="0"/>
-        <w:jc w:val="center"/>
+      <w:r>
         <w:rPr>
           <w:b/>
           <w:bCs/>
           <w:sz w:val="36"/>
           <w:szCs w:val="36"/>
         </w:rPr>
-      </w:pPr>
+        <w:t xml:space="preserve">                                      CERTIFICATE</w:t>
+      </w:r>
+    </w:p>
+    <w:p>
+      <w:pPr>
+        <w:spacing w:after="243"/>
+        <w:ind w:left="0" w:firstLine="0"/>
+      </w:pPr>
+      <w:r>
+        <w:t>This is to certify that the cornerstone project entitled “STUDENT RESULT SYSTEM” is being submitted by P. SAI, M.M. NAGA SAI SRINIVAS, T. REVANTH AND P.V. SURYA HARSHA in partial fulfilment for the award of B. Tech Degree from Aditya University, is a record of original work done by them under my supervision. The contents of this project, in full or in parts, have not been submitted to any other Institute or University for the award of any degree or diploma.</w:t>
+      </w:r>
     </w:p>
     <w:p>
       <w:pPr>
@@ -1424,6 +1588,19 @@
     </w:p>
     <w:p>
       <w:pPr>
+        <w:spacing w:after="243"/>
+        <w:ind w:left="0" w:firstLine="0"/>
+        <w:jc w:val="center"/>
+        <w:rPr>
+          <w:b/>
+          <w:bCs/>
+          <w:sz w:val="36"/>
+          <w:szCs w:val="36"/>
+        </w:rPr>
+      </w:pPr>
+    </w:p>
+    <w:p>
+      <w:pPr>
         <w:spacing w:after="0"/>
         <w:ind w:left="0" w:firstLine="0"/>
         <w:jc w:val="center"/>
@@ -1549,14 +1726,65 @@
           <w:szCs w:val="36"/>
         </w:rPr>
       </w:pPr>
-      <w:r>
+    </w:p>
+    <w:p>
+      <w:pPr>
+        <w:spacing w:after="243"/>
+        <w:ind w:left="0" w:firstLine="0"/>
+        <w:jc w:val="center"/>
         <w:rPr>
           <w:b/>
           <w:bCs/>
           <w:sz w:val="36"/>
           <w:szCs w:val="36"/>
         </w:rPr>
-        <w:lastRenderedPageBreak/>
+      </w:pPr>
+    </w:p>
+    <w:p>
+      <w:pPr>
+        <w:spacing w:after="243"/>
+        <w:ind w:left="0" w:firstLine="0"/>
+        <w:jc w:val="center"/>
+        <w:rPr>
+          <w:b/>
+          <w:bCs/>
+          <w:sz w:val="36"/>
+          <w:szCs w:val="36"/>
+        </w:rPr>
+      </w:pPr>
+    </w:p>
+    <w:p>
+      <w:pPr>
+        <w:spacing w:after="243"/>
+        <w:ind w:left="0" w:firstLine="0"/>
+        <w:jc w:val="center"/>
+        <w:rPr>
+          <w:b/>
+          <w:bCs/>
+          <w:sz w:val="36"/>
+          <w:szCs w:val="36"/>
+        </w:rPr>
+      </w:pPr>
+    </w:p>
+    <w:p>
+      <w:pPr>
+        <w:spacing w:after="243"/>
+        <w:ind w:left="0" w:firstLine="0"/>
+        <w:jc w:val="center"/>
+        <w:rPr>
+          <w:b/>
+          <w:bCs/>
+          <w:sz w:val="36"/>
+          <w:szCs w:val="36"/>
+        </w:rPr>
+      </w:pPr>
+      <w:r>
+        <w:rPr>
+          <w:b/>
+          <w:bCs/>
+          <w:sz w:val="36"/>
+          <w:szCs w:val="36"/>
+        </w:rPr>
         <w:t>ACKNOWLEDGEMENT</w:t>
       </w:r>
     </w:p>
@@ -1642,6 +1870,171 @@
           <w:lang w:val="en-US"/>
         </w:rPr>
       </w:pPr>
+      <w:r>
+        <w:rPr>
+          <w:lang w:val="en-US"/>
+        </w:rPr>
+        <w:t>We would like to thank our Deputy Heads of the Department</w:t>
+      </w:r>
+      <w:r>
+        <w:rPr>
+          <w:b/>
+        </w:rPr>
+        <w:t xml:space="preserve"> Dr. R. Suneetha</w:t>
+      </w:r>
+      <w:r>
+        <w:rPr>
+          <w:b/>
+          <w:bCs/>
+          <w:lang w:val="en-US"/>
+        </w:rPr>
+        <w:t xml:space="preserve">, </w:t>
+      </w:r>
+      <w:r>
+        <w:rPr>
+          <w:b/>
+          <w:bCs/>
+        </w:rPr>
+        <w:t>Assistant Professor</w:t>
+      </w:r>
+      <w:r>
+        <w:rPr>
+          <w:b/>
+          <w:bCs/>
+          <w:lang w:val="en-US"/>
+        </w:rPr>
+        <w:t xml:space="preserve">, </w:t>
+      </w:r>
+      <w:proofErr w:type="spellStart"/>
+      <w:proofErr w:type="gramStart"/>
+      <w:r>
+        <w:rPr>
+          <w:b/>
+        </w:rPr>
+        <w:t>Dr.Bollu</w:t>
+      </w:r>
+      <w:proofErr w:type="spellEnd"/>
+      <w:proofErr w:type="gramEnd"/>
+      <w:r>
+        <w:rPr>
+          <w:b/>
+        </w:rPr>
+        <w:t xml:space="preserve"> </w:t>
+      </w:r>
+      <w:proofErr w:type="spellStart"/>
+      <w:r>
+        <w:rPr>
+          <w:b/>
+        </w:rPr>
+        <w:t>Manikyala</w:t>
+      </w:r>
+      <w:proofErr w:type="spellEnd"/>
+      <w:r>
+        <w:rPr>
+          <w:b/>
+        </w:rPr>
+        <w:t xml:space="preserve"> </w:t>
+      </w:r>
+      <w:r>
+        <w:rPr>
+          <w:b/>
+        </w:rPr>
+        <w:t>Rao</w:t>
+      </w:r>
+      <w:r>
+        <w:rPr>
+          <w:b/>
+          <w:bCs/>
+          <w:lang w:val="en-US"/>
+        </w:rPr>
+        <w:t xml:space="preserve">, </w:t>
+      </w:r>
+      <w:r>
+        <w:rPr>
+          <w:b/>
+          <w:bCs/>
+        </w:rPr>
+        <w:t>Associate</w:t>
+      </w:r>
+      <w:r>
+        <w:rPr>
+          <w:b/>
+          <w:bCs/>
+        </w:rPr>
+        <w:t xml:space="preserve"> </w:t>
+      </w:r>
+      <w:proofErr w:type="gramStart"/>
+      <w:r>
+        <w:rPr>
+          <w:b/>
+          <w:bCs/>
+        </w:rPr>
+        <w:t xml:space="preserve">Professor </w:t>
+      </w:r>
+      <w:r>
+        <w:rPr>
+          <w:b/>
+          <w:bCs/>
+          <w:lang w:val="en-US"/>
+        </w:rPr>
+        <w:t xml:space="preserve"> AND</w:t>
+      </w:r>
+      <w:proofErr w:type="gramEnd"/>
+      <w:r>
+        <w:rPr>
+          <w:b/>
+          <w:bCs/>
+          <w:lang w:val="en-US"/>
+        </w:rPr>
+        <w:t xml:space="preserve"> </w:t>
+      </w:r>
+      <w:proofErr w:type="spellStart"/>
+      <w:r>
+        <w:rPr>
+          <w:b/>
+          <w:bCs/>
+        </w:rPr>
+        <w:t>Dr.</w:t>
+      </w:r>
+      <w:proofErr w:type="gramStart"/>
+      <w:r>
+        <w:rPr>
+          <w:b/>
+          <w:bCs/>
+        </w:rPr>
+        <w:t>D.Veeraswamy</w:t>
+      </w:r>
+      <w:proofErr w:type="spellEnd"/>
+      <w:proofErr w:type="gramEnd"/>
+      <w:r>
+        <w:rPr>
+          <w:b/>
+          <w:bCs/>
+          <w:lang w:val="en-US"/>
+        </w:rPr>
+        <w:t xml:space="preserve">, </w:t>
+      </w:r>
+      <w:r>
+        <w:rPr>
+          <w:b/>
+          <w:bCs/>
+        </w:rPr>
+        <w:t>Associate Professor</w:t>
+      </w:r>
+      <w:r>
+        <w:rPr>
+          <w:b/>
+          <w:bCs/>
+          <w:lang w:val="en-US"/>
+        </w:rPr>
+        <w:t>,</w:t>
+      </w:r>
+      <w:r>
+        <w:rPr>
+          <w:lang w:val="en-US"/>
+        </w:rPr>
+        <w:t xml:space="preserve"> Department of CSE, for their support and valuable suggestions.</w:t>
+      </w:r>
     </w:p>
     <w:p>
       <w:pPr>
@@ -1651,54 +2044,62 @@
           <w:lang w:val="en-US"/>
         </w:rPr>
       </w:pPr>
-      <w:r>
+    </w:p>
+    <w:p>
+      <w:pPr>
+        <w:spacing w:after="0" w:line="360" w:lineRule="auto"/>
+        <w:ind w:left="488"/>
         <w:rPr>
           <w:lang w:val="en-US"/>
         </w:rPr>
-        <w:t>We would like to thank our Deputy Heads of the Department</w:t>
-      </w:r>
-      <w:r>
-        <w:rPr>
-          <w:b/>
-        </w:rPr>
-        <w:t xml:space="preserve"> Dr. R. Suneetha</w:t>
-      </w:r>
-      <w:r>
-        <w:rPr>
-          <w:b/>
-          <w:bCs/>
+      </w:pPr>
+      <w:r>
+        <w:rPr>
           <w:lang w:val="en-US"/>
         </w:rPr>
-        <w:t xml:space="preserve">, </w:t>
-      </w:r>
-      <w:r>
-        <w:rPr>
-          <w:b/>
-          <w:bCs/>
-        </w:rPr>
-        <w:t>Assistant Professor</w:t>
-      </w:r>
-      <w:r>
-        <w:rPr>
-          <w:b/>
-          <w:bCs/>
-          <w:lang w:val="en-US"/>
-        </w:rPr>
-        <w:t xml:space="preserve">, </w:t>
+        <w:t xml:space="preserve">Our deepest thanks to our Head of the Department, </w:t>
+      </w:r>
+      <w:proofErr w:type="gramStart"/>
+      <w:r>
+        <w:rPr>
+          <w:b/>
+        </w:rPr>
+        <w:t>Dr.</w:t>
+      </w:r>
+      <w:r>
+        <w:rPr>
+          <w:b/>
+          <w:sz w:val="22"/>
+          <w:szCs w:val="22"/>
+        </w:rPr>
+        <w:t xml:space="preserve"> .</w:t>
+      </w:r>
+      <w:proofErr w:type="gramEnd"/>
+      <w:r>
+        <w:rPr>
+          <w:b/>
+          <w:sz w:val="22"/>
+          <w:szCs w:val="22"/>
+        </w:rPr>
+        <w:t xml:space="preserve"> </w:t>
       </w:r>
       <w:proofErr w:type="spellStart"/>
       <w:proofErr w:type="gramStart"/>
       <w:r>
         <w:rPr>
           <w:b/>
-        </w:rPr>
-        <w:t>Dr.Bollu</w:t>
+          <w:sz w:val="22"/>
+          <w:szCs w:val="22"/>
+        </w:rPr>
+        <w:t>K.Naga</w:t>
       </w:r>
       <w:proofErr w:type="spellEnd"/>
       <w:proofErr w:type="gramEnd"/>
       <w:r>
         <w:rPr>
           <w:b/>
+          <w:sz w:val="22"/>
+          <w:szCs w:val="22"/>
         </w:rPr>
         <w:t xml:space="preserve"> </w:t>
       </w:r>
@@ -1706,115 +2107,25 @@
       <w:r>
         <w:rPr>
           <w:b/>
-        </w:rPr>
-        <w:t>Manikyala</w:t>
+          <w:sz w:val="22"/>
+          <w:szCs w:val="22"/>
+        </w:rPr>
+        <w:t>bargavi</w:t>
       </w:r>
       <w:proofErr w:type="spellEnd"/>
       <w:r>
         <w:rPr>
           <w:b/>
-        </w:rPr>
-        <w:t xml:space="preserve"> </w:t>
-      </w:r>
-      <w:r>
-        <w:rPr>
-          <w:b/>
-        </w:rPr>
-        <w:t>Rao</w:t>
-      </w:r>
-      <w:r>
-        <w:rPr>
-          <w:b/>
           <w:bCs/>
           <w:lang w:val="en-US"/>
         </w:rPr>
-        <w:t xml:space="preserve">, </w:t>
-      </w:r>
-      <w:r>
-        <w:rPr>
-          <w:b/>
-          <w:bCs/>
-        </w:rPr>
-        <w:t>Associate</w:t>
-      </w:r>
-      <w:r>
-        <w:rPr>
-          <w:b/>
-          <w:bCs/>
-        </w:rPr>
-        <w:t xml:space="preserve"> </w:t>
-      </w:r>
-      <w:proofErr w:type="gramStart"/>
-      <w:r>
-        <w:rPr>
-          <w:b/>
-          <w:bCs/>
-        </w:rPr>
-        <w:t xml:space="preserve">Professor </w:t>
-      </w:r>
-      <w:r>
-        <w:rPr>
-          <w:b/>
-          <w:bCs/>
+        <w:t>, DESIGNATION &amp; HOD</w:t>
+      </w:r>
+      <w:r>
+        <w:rPr>
           <w:lang w:val="en-US"/>
         </w:rPr>
-        <w:t xml:space="preserve"> AND</w:t>
-      </w:r>
-      <w:proofErr w:type="gramEnd"/>
-      <w:r>
-        <w:rPr>
-          <w:b/>
-          <w:bCs/>
-          <w:lang w:val="en-US"/>
-        </w:rPr>
-        <w:t xml:space="preserve"> </w:t>
-      </w:r>
-      <w:proofErr w:type="spellStart"/>
-      <w:r>
-        <w:rPr>
-          <w:b/>
-          <w:bCs/>
-        </w:rPr>
-        <w:t>Dr.</w:t>
-      </w:r>
-      <w:proofErr w:type="gramStart"/>
-      <w:r>
-        <w:rPr>
-          <w:b/>
-          <w:bCs/>
-        </w:rPr>
-        <w:t>D.Veeraswamy</w:t>
-      </w:r>
-      <w:proofErr w:type="spellEnd"/>
-      <w:proofErr w:type="gramEnd"/>
-      <w:r>
-        <w:rPr>
-          <w:b/>
-          <w:bCs/>
-          <w:lang w:val="en-US"/>
-        </w:rPr>
-        <w:t xml:space="preserve">, </w:t>
-      </w:r>
-      <w:r>
-        <w:rPr>
-          <w:b/>
-          <w:bCs/>
-        </w:rPr>
-        <w:t>Associate Professor</w:t>
-      </w:r>
-      <w:r>
-        <w:rPr>
-          <w:b/>
-          <w:bCs/>
-          <w:lang w:val="en-US"/>
-        </w:rPr>
-        <w:t>,</w:t>
-      </w:r>
-      <w:r>
-        <w:rPr>
-          <w:lang w:val="en-US"/>
-        </w:rPr>
-        <w:t xml:space="preserve"> Department of CSE, for their support and valuable suggestions.</w:t>
+        <w:t>, for her inspiration and for providing all the necessary facilities and resources required for this project.</w:t>
       </w:r>
     </w:p>
     <w:p>
@@ -1838,75 +2149,21 @@
         <w:rPr>
           <w:lang w:val="en-US"/>
         </w:rPr>
-        <w:t xml:space="preserve">Our deepest thanks to our Head of the Department, </w:t>
-      </w:r>
-      <w:proofErr w:type="gramStart"/>
-      <w:r>
-        <w:rPr>
-          <w:b/>
-        </w:rPr>
-        <w:t>Dr.</w:t>
-      </w:r>
-      <w:r>
-        <w:rPr>
-          <w:b/>
-          <w:sz w:val="22"/>
-          <w:szCs w:val="22"/>
-        </w:rPr>
-        <w:t xml:space="preserve"> .</w:t>
-      </w:r>
-      <w:proofErr w:type="gramEnd"/>
-      <w:r>
-        <w:rPr>
-          <w:b/>
-          <w:sz w:val="22"/>
-          <w:szCs w:val="22"/>
-        </w:rPr>
-        <w:t xml:space="preserve"> </w:t>
-      </w:r>
-      <w:proofErr w:type="spellStart"/>
-      <w:proofErr w:type="gramStart"/>
-      <w:r>
-        <w:rPr>
-          <w:b/>
-          <w:sz w:val="22"/>
-          <w:szCs w:val="22"/>
-        </w:rPr>
-        <w:t>K.Naga</w:t>
-      </w:r>
-      <w:proofErr w:type="spellEnd"/>
-      <w:proofErr w:type="gramEnd"/>
-      <w:r>
-        <w:rPr>
-          <w:b/>
-          <w:sz w:val="22"/>
-          <w:szCs w:val="22"/>
-        </w:rPr>
-        <w:t xml:space="preserve"> </w:t>
-      </w:r>
-      <w:proofErr w:type="spellStart"/>
-      <w:r>
-        <w:rPr>
-          <w:b/>
-          <w:sz w:val="22"/>
-          <w:szCs w:val="22"/>
-        </w:rPr>
-        <w:t>bargavi</w:t>
-      </w:r>
-      <w:proofErr w:type="spellEnd"/>
+        <w:t xml:space="preserve">We also extend our sincere thanks to </w:t>
+      </w:r>
       <w:r>
         <w:rPr>
           <w:b/>
           <w:bCs/>
           <w:lang w:val="en-US"/>
         </w:rPr>
-        <w:t>, DESIGNATION &amp; HOD</w:t>
+        <w:t>DR. M.V. RAJESH, ASSOCIATE DEAN, SCHOOL OF COMPUTING</w:t>
       </w:r>
       <w:r>
         <w:rPr>
           <w:lang w:val="en-US"/>
         </w:rPr>
-        <w:t>, for her inspiration and for providing all the necessary facilities and resources required for this project.</w:t>
+        <w:t>, for his encouragement and support during our project.</w:t>
       </w:r>
     </w:p>
     <w:p>
@@ -1930,7 +2187,7 @@
         <w:rPr>
           <w:lang w:val="en-US"/>
         </w:rPr>
-        <w:t xml:space="preserve">We also extend our sincere thanks to </w:t>
+        <w:t xml:space="preserve">We would like to express our sincere gratitude to </w:t>
       </w:r>
       <w:r>
         <w:rPr>
@@ -1938,13 +2195,13 @@
           <w:bCs/>
           <w:lang w:val="en-US"/>
         </w:rPr>
-        <w:t>DR. M.V. RAJESH, ASSOCIATE DEAN, SCHOOL OF COMPUTING</w:t>
+        <w:t>DR. G. SURESH, REGISTRAR; DR. A. RAMESH, PRO VICE-CHANCELLOR (ENGINEERING &amp; SCIENCES); DR. S. RAMA SREE, PRO VICE-CHANCELLOR (ACADEMICS); DR. M.B. SRINIVAS, VICE-CHANCELLOR; AND DR. M. SREENIVASA REDDY, DEPUTY PRO CHANCELLOR AND MANAGEMENT, ADITYA UNIVERSITY</w:t>
       </w:r>
       <w:r>
         <w:rPr>
           <w:lang w:val="en-US"/>
         </w:rPr>
-        <w:t>, for his encouragement and support during our project.</w:t>
+        <w:t>, for providing excellent infrastructure and state-of-the-art laboratories.</w:t>
       </w:r>
     </w:p>
     <w:p>
@@ -1955,6 +2212,12 @@
           <w:lang w:val="en-US"/>
         </w:rPr>
       </w:pPr>
+      <w:r>
+        <w:rPr>
+          <w:lang w:val="en-US"/>
+        </w:rPr>
+        <w:t>`</w:t>
+      </w:r>
     </w:p>
     <w:p>
       <w:pPr>
@@ -1968,7 +2231,7 @@
         <w:rPr>
           <w:lang w:val="en-US"/>
         </w:rPr>
-        <w:t xml:space="preserve">We would like to express our sincere gratitude to </w:t>
+        <w:t xml:space="preserve">Finally, we would like to thank the </w:t>
       </w:r>
       <w:r>
         <w:rPr>
@@ -1976,13 +2239,13 @@
           <w:bCs/>
           <w:lang w:val="en-US"/>
         </w:rPr>
-        <w:t>DR. G. SURESH, REGISTRAR; DR. A. RAMESH, PRO VICE-CHANCELLOR (ENGINEERING &amp; SCIENCES); DR. S. RAMA SREE, PRO VICE-CHANCELLOR (ACADEMICS); DR. M.B. SRINIVAS, VICE-CHANCELLOR; AND DR. M. SREENIVASA REDDY, DEPUTY PRO CHANCELLOR AND MANAGEMENT, ADITYA UNIVERSITY</w:t>
+        <w:t>FACULTY MEMBERS, LAB TECHNICIANS, NON-TEACHING STAFF, AND OUR FRIENDS</w:t>
       </w:r>
       <w:r>
         <w:rPr>
           <w:lang w:val="en-US"/>
         </w:rPr>
-        <w:t>, for providing excellent infrastructure and state-of-the-art laboratories.</w:t>
+        <w:t xml:space="preserve"> who have directly or indirectly supported us in completing this Cornerstone project successfully.</w:t>
       </w:r>
     </w:p>
     <w:p>
@@ -1990,6 +2253,8 @@
         <w:spacing w:after="0" w:line="360" w:lineRule="auto"/>
         <w:ind w:left="488"/>
         <w:rPr>
+          <w:b/>
+          <w:bCs/>
           <w:lang w:val="en-US"/>
         </w:rPr>
       </w:pPr>
@@ -1999,35 +2264,19 @@
         <w:spacing w:after="0" w:line="360" w:lineRule="auto"/>
         <w:ind w:left="488"/>
         <w:rPr>
+          <w:b/>
+          <w:bCs/>
           <w:lang w:val="en-US"/>
         </w:rPr>
       </w:pPr>
-      <w:r>
-        <w:rPr>
-          <w:lang w:val="en-US"/>
-        </w:rPr>
-        <w:t xml:space="preserve">Finally, we would like to thank the </w:t>
-      </w:r>
-      <w:r>
-        <w:rPr>
-          <w:b/>
-          <w:bCs/>
-          <w:lang w:val="en-US"/>
-        </w:rPr>
-        <w:t>FACULTY MEMBERS, LAB TECHNICIANS, NON-TEACHING STAFF, AND OUR FRIENDS</w:t>
-      </w:r>
-      <w:r>
-        <w:rPr>
-          <w:lang w:val="en-US"/>
-        </w:rPr>
-        <w:t xml:space="preserve"> who have directly or indirectly supported us in completing this Cornerstone project successfully.</w:t>
-      </w:r>
     </w:p>
     <w:p>
       <w:pPr>
         <w:spacing w:after="0" w:line="360" w:lineRule="auto"/>
         <w:ind w:left="488"/>
         <w:rPr>
+          <w:b/>
+          <w:bCs/>
           <w:lang w:val="en-US"/>
         </w:rPr>
       </w:pPr>
@@ -2042,14 +2291,6 @@
           <w:lang w:val="en-US"/>
         </w:rPr>
       </w:pPr>
-      <w:r>
-        <w:rPr>
-          <w:b/>
-          <w:bCs/>
-          <w:lang w:val="en-US"/>
-        </w:rPr>
-        <w:t>Name of the Students</w:t>
-      </w:r>
     </w:p>
     <w:p>
       <w:pPr>
@@ -2061,14 +2302,6 @@
           <w:lang w:val="en-US"/>
         </w:rPr>
       </w:pPr>
-      <w:r>
-        <w:rPr>
-          <w:b/>
-          <w:bCs/>
-          <w:lang w:val="en-US"/>
-        </w:rPr>
-        <w:t>Date:</w:t>
-      </w:r>
     </w:p>
     <w:p>
       <w:pPr>
@@ -2087,7 +2320,6 @@
           <w:sz w:val="44"/>
           <w:szCs w:val="44"/>
         </w:rPr>
-        <w:lastRenderedPageBreak/>
         <w:t>ABSTRACT</w:t>
       </w:r>
     </w:p>
@@ -3656,6 +3888,9 @@
               <w:jc w:val="left"/>
             </w:pPr>
             <w:r>
+              <w:t xml:space="preserve">           </w:t>
+            </w:r>
+            <w:r>
               <w:t>16</w:t>
             </w:r>
           </w:p>
@@ -13127,23 +13362,7 @@
           <w:sz w:val="18"/>
           <w:szCs w:val="18"/>
         </w:rPr>
-        <w:t xml:space="preserve"> &gt;&gt; </w:t>
-      </w:r>
-      <w:proofErr w:type="spellStart"/>
-      <w:r>
-        <w:rPr>
-          <w:sz w:val="18"/>
-          <w:szCs w:val="18"/>
-        </w:rPr>
-        <w:t>rollNo</w:t>
-      </w:r>
-      <w:proofErr w:type="spellEnd"/>
-      <w:r>
-        <w:rPr>
-          <w:sz w:val="18"/>
-          <w:szCs w:val="18"/>
-        </w:rPr>
-        <w:t>;</w:t>
+        <w:t xml:space="preserve"> &gt;&gt; rollNo;</w:t>
       </w:r>
     </w:p>
     <w:p>
@@ -14739,23 +14958,7 @@
           <w:sz w:val="18"/>
           <w:szCs w:val="18"/>
         </w:rPr>
-        <w:t xml:space="preserve"> &gt;&gt; </w:t>
-      </w:r>
-      <w:proofErr w:type="spellStart"/>
-      <w:r>
-        <w:rPr>
-          <w:sz w:val="18"/>
-          <w:szCs w:val="18"/>
-        </w:rPr>
-        <w:t>searchRoll</w:t>
-      </w:r>
-      <w:proofErr w:type="spellEnd"/>
-      <w:r>
-        <w:rPr>
-          <w:sz w:val="18"/>
-          <w:szCs w:val="18"/>
-        </w:rPr>
-        <w:t>;</w:t>
+        <w:t xml:space="preserve"> &gt;&gt; searchRoll;</w:t>
       </w:r>
     </w:p>
     <w:p>
